--- a/블로그글작성/판례/대기_대법원_시리즈/판례_대법원2003도5192_이름이무엇이든연마작용을하면연마시설입니다.docx
+++ b/블로그글작성/판례/대기_대법원_시리즈/판례_대법원2003도5192_이름이무엇이든연마작용을하면연마시설입니다.docx
@@ -599,6 +599,13 @@
           <w:rFonts w:ascii="맑은 고딕" w:hAnsi="맑은 고딕" w:eastAsia="맑은 고딕" w:cs="맑은 고딕"/>
           <w:color w:val="000000"/>
         </w:rPr>
+        <w:br/>
+      </w:r>
+      <w:r>
+        <w:rPr>
+          <w:rFonts w:ascii="맑은 고딕" w:hAnsi="맑은 고딕" w:eastAsia="맑은 고딕" w:cs="맑은 고딕"/>
+          <w:color w:val="000000"/>
+        </w:rPr>
         <w:t>② 위 회사 사업장에는 1981년경부터 선반기, 평면연삭기, 곡면연삭기 등 기계시설(1마력 10대, 3마력 5대, 10마력 2대)이 설치되어 가동되고 있었고, 그 연마작용으로 지름 1㎜ 이하의 입자상물질이 대기로 배출되었다.</w:t>
       </w:r>
       <w:r>
@@ -613,6 +620,13 @@
           <w:rFonts w:ascii="맑은 고딕" w:hAnsi="맑은 고딕" w:eastAsia="맑은 고딕" w:cs="맑은 고딕"/>
           <w:color w:val="000000"/>
         </w:rPr>
+        <w:br/>
+      </w:r>
+      <w:r>
+        <w:rPr>
+          <w:rFonts w:ascii="맑은 고딕" w:hAnsi="맑은 고딕" w:eastAsia="맑은 고딕" w:cs="맑은 고딕"/>
+          <w:color w:val="000000"/>
+        </w:rPr>
         <w:t>③ 검사는 피고인이 대기배출시설 설치신고를 하지 아니한 채 2002. 4. 20.경부터 2002. 5. 28.경까지 위 시설을 설치하고 이를 이용하여 조업하였다는 등의 이유로 공소를 제기하였다.</w:t>
       </w:r>
       <w:r>
@@ -627,7 +641,21 @@
           <w:rFonts w:ascii="맑은 고딕" w:hAnsi="맑은 고딕" w:eastAsia="맑은 고딕" w:cs="맑은 고딕"/>
           <w:color w:val="000000"/>
         </w:rPr>
+        <w:br/>
+      </w:r>
+      <w:r>
+        <w:rPr>
+          <w:rFonts w:ascii="맑은 고딕" w:hAnsi="맑은 고딕" w:eastAsia="맑은 고딕" w:cs="맑은 고딕"/>
+          <w:color w:val="000000"/>
+        </w:rPr>
         <w:t>④ 3마력 5대와 1마력 10대는 1991. 2. 2. 제정·시행된 대기환경보전법 시행규칙에 의하여 ‘동일 사업장 내 총규모 10마력 이상’ 기준이 도입되면서 비로소 대기배출시설에 해당하게 되었는데, 위 시행규칙 부칙 제2조는 기존 가동 중인 시설을 적합한 배출시설로 보되 시행일부터 6월 이내에 허가신청서 등을 제출하여 허가증을 교부받도록 정하고 있었다.</w:t>
+      </w:r>
+      <w:r>
+        <w:rPr>
+          <w:rFonts w:ascii="맑은 고딕" w:hAnsi="맑은 고딕" w:eastAsia="맑은 고딕" w:cs="맑은 고딕"/>
+          <w:color w:val="000000"/>
+        </w:rPr>
+        <w:br/>
       </w:r>
       <w:r>
         <w:rPr>
@@ -680,6 +708,7 @@
         <w:rPr>
           <w:rFonts w:ascii="맑은 고딕" w:hAnsi="맑은 고딕" w:eastAsia="맑은 고딕" w:cs="맑은 고딕"/>
           <w:color w:val="000000"/>
+          <w:u w:val="single"/>
         </w:rPr>
         <w:t>이 사건의 쟁점은, 어떠한 기계가 대기환경보전법상 ‘연마시설’에 해당하는지를 판단하는 기준과, 시행규칙 개정으로 새로이 규제대상 배출시설이 된 기존 시설에 관하여 경과규정이 정한 기간 내에 서류를 제출하지 않거나 허가증을 교부받지 않은 경우 그 의제된 설치허가의 효력이 실효되는지 여부이다.</w:t>
       </w:r>
@@ -719,7 +748,9 @@
       <w:r>
         <w:rPr>
           <w:rFonts w:ascii="맑은 고딕" w:hAnsi="맑은 고딕" w:eastAsia="맑은 고딕" w:cs="맑은 고딕"/>
-          <w:color w:val="000000"/>
+          <w:b/>
+          <w:color w:val="000000"/>
+          <w:u w:val="single"/>
         </w:rPr>
         <w:t>① 원심의 판단 원심은 이 사건 기계시설이 연마작용으로 지름 1㎜ 이하의 입자상물질을 대기로 배출하므로 대기오염물질 배출시설에 해당한다고 보면서, 새로 대기배출시설이 된 기존 시설에 대하여는 경과규정에 따라 설치허가 및 신고의 효력이 인정되나 유예기간 내에 필요한 서류를 제출하지 아니함으로써 그 효력이 상실되어 미신고시설이 되었다고 판단하였다.</w:t>
       </w:r>
@@ -735,6 +766,13 @@
           <w:rFonts w:ascii="맑은 고딕" w:hAnsi="맑은 고딕" w:eastAsia="맑은 고딕" w:cs="맑은 고딕"/>
           <w:color w:val="000000"/>
         </w:rPr>
+        <w:br/>
+      </w:r>
+      <w:r>
+        <w:rPr>
+          <w:rFonts w:ascii="맑은 고딕" w:hAnsi="맑은 고딕" w:eastAsia="맑은 고딕" w:cs="맑은 고딕"/>
+          <w:color w:val="000000"/>
+        </w:rPr>
         <w:t>② 대법원의 판단 배출시설 해당 여부에 관한 원심의 판단은 정당하나, 경과규정의 해석에 관한 원심의 판단은 수긍하기 어렵다.</w:t>
       </w:r>
       <w:r>
@@ -749,6 +787,15 @@
           <w:rFonts w:ascii="맑은 고딕" w:hAnsi="맑은 고딕" w:eastAsia="맑은 고딕" w:cs="맑은 고딕"/>
           <w:color w:val="000000"/>
         </w:rPr>
+        <w:br/>
+      </w:r>
+      <w:r>
+        <w:rPr>
+          <w:rFonts w:ascii="맑은 고딕" w:hAnsi="맑은 고딕" w:eastAsia="맑은 고딕" w:cs="맑은 고딕"/>
+          <w:b/>
+          <w:color w:val="000000"/>
+          <w:u w:val="single"/>
+        </w:rPr>
         <w:t>③ 관계 법령의 규정에 의하면, 입자의 크기가 지름 1㎜ 이하인 고체입자상물질을 포함한 입자상물질 등 52종의 대기오염물질을 대기에 배출하는 총규모 10마력 이상의 연마시설은 대기오염물질 배출시설에 해당한다.</w:t>
       </w:r>
       <w:r>
@@ -763,6 +810,15 @@
           <w:rFonts w:ascii="맑은 고딕" w:hAnsi="맑은 고딕" w:eastAsia="맑은 고딕" w:cs="맑은 고딕"/>
           <w:color w:val="000000"/>
         </w:rPr>
+        <w:br/>
+      </w:r>
+      <w:r>
+        <w:rPr>
+          <w:rFonts w:ascii="맑은 고딕" w:hAnsi="맑은 고딕" w:eastAsia="맑은 고딕" w:cs="맑은 고딕"/>
+          <w:b/>
+          <w:color w:val="000000"/>
+          <w:u w:val="single"/>
+        </w:rPr>
         <w:t>④ 또한 어떠한 기계가 연마 또는 연삭작용을 하는 과정에서 지름 1㎜ 이하인 고체입자상물질을 포함한 입자상물질 등 52종의 대기오염물질을 대기에 배출한다면, 그러한 기계의 이름을 무엇이라 부르든지 간에 그러한 기계는 대기환경보전법에서 정하고 있는 연마시설이라고 보아야 한다.</w:t>
       </w:r>
       <w:r>
@@ -777,6 +833,13 @@
           <w:rFonts w:ascii="맑은 고딕" w:hAnsi="맑은 고딕" w:eastAsia="맑은 고딕" w:cs="맑은 고딕"/>
           <w:color w:val="000000"/>
         </w:rPr>
+        <w:br/>
+      </w:r>
+      <w:r>
+        <w:rPr>
+          <w:rFonts w:ascii="맑은 고딕" w:hAnsi="맑은 고딕" w:eastAsia="맑은 고딕" w:cs="맑은 고딕"/>
+          <w:color w:val="000000"/>
+        </w:rPr>
         <w:t>⑤ 한편 대기환경보전법 시행규칙 부칙(1991. 2. 2.) 제2조는 새로이 배출시설로 되는 시설 중 이미 설치되어 가동 중인 시설은 이 규칙에 적합한 배출시설로 보고, 이 경우 시행일부터 6월 이내에 허가(변경허가)신청서 기타 필요한 서류를 제출하여 허가증을 교부받아야 한다고 규정하였다.</w:t>
       </w:r>
       <w:r>
@@ -791,6 +854,15 @@
           <w:rFonts w:ascii="맑은 고딕" w:hAnsi="맑은 고딕" w:eastAsia="맑은 고딕" w:cs="맑은 고딕"/>
           <w:color w:val="000000"/>
         </w:rPr>
+        <w:br/>
+      </w:r>
+      <w:r>
+        <w:rPr>
+          <w:rFonts w:ascii="맑은 고딕" w:hAnsi="맑은 고딕" w:eastAsia="맑은 고딕" w:cs="맑은 고딕"/>
+          <w:b/>
+          <w:color w:val="000000"/>
+          <w:u w:val="single"/>
+        </w:rPr>
         <w:t>⑥ 그런데 위 부칙이 정한 기간 내에 허가증을 교부받지 못한 경우 어떻게 한다는 것인지에 관하여는 전혀 언급이 없고, 그런 상태에서 그 의미를 ‘기간 내에 허가증을 교부받지 못하면 의제된 설치허가의 효력이 없다’는 의미로 단정하는 것은 죄형법정주의의 원칙상 금지되는 유추해석이나 확장해석에 해당한다.</w:t>
       </w:r>
       <w:r>
@@ -805,6 +877,13 @@
           <w:rFonts w:ascii="맑은 고딕" w:hAnsi="맑은 고딕" w:eastAsia="맑은 고딕" w:cs="맑은 고딕"/>
           <w:color w:val="000000"/>
         </w:rPr>
+        <w:br/>
+      </w:r>
+      <w:r>
+        <w:rPr>
+          <w:rFonts w:ascii="맑은 고딕" w:hAnsi="맑은 고딕" w:eastAsia="맑은 고딕" w:cs="맑은 고딕"/>
+          <w:color w:val="000000"/>
+        </w:rPr>
         <w:t>⑦ 따라서 위 시행규칙의 시행으로 새로이 대기배출시설이 된 기존 시설은 설치허가를 받은 것으로 인정되고, 그와 같이 인정된 설치허가의 효력이 설치허가에 필요한 서류를 제출하지 않거나 허가증의 교부를 받지 아니하였다고 하여 실효된다고 할 수는 없다.</w:t>
       </w:r>
       <w:r>
@@ -818,6 +897,14 @@
         <w:rPr>
           <w:rFonts w:ascii="맑은 고딕" w:hAnsi="맑은 고딕" w:eastAsia="맑은 고딕" w:cs="맑은 고딕"/>
           <w:color w:val="000000"/>
+        </w:rPr>
+        <w:br/>
+      </w:r>
+      <w:r>
+        <w:rPr>
+          <w:rFonts w:ascii="맑은 고딕" w:hAnsi="맑은 고딕" w:eastAsia="맑은 고딕" w:cs="맑은 고딕"/>
+          <w:color w:val="000000"/>
+          <w:u w:val="single"/>
         </w:rPr>
         <w:t>⑧ 다만 설치 당시 이미 규제대상이었던 10마력짜리 연마시설 2대에 관하여는 허가나 신고 없이 설치·조업한 것이 대기환경보전법 위반에 해당하고, 미신고 배출시설의 설치·조업을 처벌하는 규정은 신고 없이 설치한 배출시설을 이용하여 계속 조업하는 한 위반에 해당하므로 설치 시점을 기준으로 공소시효가 완성되었다고 볼 수 없다.</w:t>
       </w:r>
@@ -857,7 +944,9 @@
       <w:r>
         <w:rPr>
           <w:rFonts w:ascii="맑은 고딕" w:hAnsi="맑은 고딕" w:eastAsia="맑은 고딕" w:cs="맑은 고딕"/>
-          <w:color w:val="000000"/>
+          <w:b/>
+          <w:color w:val="000000"/>
+          <w:u w:val="single"/>
         </w:rPr>
         <w:t>① 구 대기환경보전법 제2조 제1호, 제2호, 제3호, 제9호 및 대기환경보전법 시행규칙 제2조 관련 [별표 1], 제5조 관련 [별표 3] 등 관계 법령의 규정에 의하면, 입자의 크기가 지름 1㎜ 이하인 고체입자상물질을 포함한 입자상물질 등 52종의 대기오염물질을 대기에 배출하는 총규모 10마력 이상의 연마시설은 대기오염물질 배출시설에 해당하는 것으로 규정하고 있으며, 또한 어떠한 기계가 연마 또는 연삭작용을 하는 과정에서 지름 1㎜ 이하인 고체입자상물질을 포함한 입자상물질 등 52종의 대기오염물질을 대기에 배출한다면 그러한 기계의 이름을 무엇이라 부르든지 간에 그러한 기계는 대기환경보전법에서 정하고 있는 연마시설이라고 보아야 한다.</w:t>
       </w:r>
@@ -872,6 +961,14 @@
         <w:rPr>
           <w:rFonts w:ascii="맑은 고딕" w:hAnsi="맑은 고딕" w:eastAsia="맑은 고딕" w:cs="맑은 고딕"/>
           <w:color w:val="000000"/>
+        </w:rPr>
+        <w:br/>
+      </w:r>
+      <w:r>
+        <w:rPr>
+          <w:rFonts w:ascii="맑은 고딕" w:hAnsi="맑은 고딕" w:eastAsia="맑은 고딕" w:cs="맑은 고딕"/>
+          <w:color w:val="000000"/>
+          <w:u w:val="single"/>
         </w:rPr>
         <w:t>② 위 시행규칙의 시행으로 새로이 대기배출시설이 된 기존 시설은 설치허가를 받은 것으로 인정되고, 그와 같이 인정된 설치허가의 효력이 설치허가에 필요한 서류를 제출하지 않거나 허가증의 교부를 받지 아니하였다고 하여 실효된다고 할 수는 없다.</w:t>
       </w:r>

--- a/블로그글작성/판례/대기_대법원_시리즈/판례_대법원2003도5192_이름이무엇이든연마작용을하면연마시설입니다.docx
+++ b/블로그글작성/판례/대기_대법원_시리즈/판례_대법원2003도5192_이름이무엇이든연마작용을하면연마시설입니다.docx
@@ -16,7 +16,7 @@
           <w:color w:val="000000"/>
           <w:sz w:val="30"/>
         </w:rPr>
-        <w:t>이름이 무엇이든 연마작용으로 먼지를 내보내면 연마시설입니다</w:t>
+        <w:t>이름이 무엇이든 연마작용으로 먼지를 내보내면 연마시설입니다. (2003도5192)</w:t>
       </w:r>
     </w:p>
     <w:p>
@@ -47,12 +47,6 @@
         </w:rPr>
         <w:t>○ 선반기·평면연삭기 등을 신고 없이 설치·조업한 것이 대기환경보전법 위반인지가 문제된 사건입니다. 대법원은 기계의 이름을 무엇이라 부르든 연마 또는 연삭작용 과정에서 입자상물질을 대기에 배출하면 연마시설이라고 보았고, 다만 시행규칙 개정으로 새로 배출시설이 된 기존 시설은 설치허가가 의제되며 기한 내 서류를 내지 않았다고 해서 그 효력이 실효되지는 않는다고 판단하였습니다.</w:t>
       </w:r>
-    </w:p>
-    <w:p>
-      <w:pPr>
-        <w:autoSpaceDN w:val="0"/>
-        <w:autoSpaceDE w:val="0"/>
-      </w:pPr>
     </w:p>
     <w:p>
       <w:pPr>
@@ -220,12 +214,6 @@
       <w:pPr>
         <w:autoSpaceDN w:val="0"/>
         <w:autoSpaceDE w:val="0"/>
-      </w:pPr>
-    </w:p>
-    <w:p>
-      <w:pPr>
-        <w:autoSpaceDN w:val="0"/>
-        <w:autoSpaceDE w:val="0"/>
         <w:pStyle w:val="2"/>
       </w:pPr>
       <w:r>
@@ -558,6 +546,118 @@
       <w:pPr>
         <w:autoSpaceDN w:val="0"/>
         <w:autoSpaceDE w:val="0"/>
+        <w:pStyle w:val="2"/>
+        <w:spacing w:before="80"/>
+      </w:pPr>
+      <w:r>
+        <w:rPr>
+          <w:rFonts w:ascii="맑은 고딕" w:hAnsi="맑은 고딕" w:eastAsia="맑은 고딕" w:cs="맑은 고딕"/>
+          <w:color w:val="000000"/>
+        </w:rPr>
+        <w:t>2. 사실관계</w:t>
+      </w:r>
+    </w:p>
+    <w:p>
+      <w:pPr>
+        <w:autoSpaceDN w:val="0"/>
+        <w:autoSpaceDE w:val="0"/>
+      </w:pPr>
+      <w:r>
+        <w:rPr>
+          <w:rFonts w:ascii="맑은 고딕" w:hAnsi="맑은 고딕" w:eastAsia="맑은 고딕" w:cs="맑은 고딕"/>
+          <w:color w:val="000000"/>
+        </w:rPr>
+        <w:t>① 피고인은 공소외 회사의 대표이사로서 회사의 업무를 총괄하는 자이다.</w:t>
+      </w:r>
+      <w:r>
+        <w:rPr>
+          <w:rFonts w:ascii="맑은 고딕" w:hAnsi="맑은 고딕" w:eastAsia="맑은 고딕" w:cs="맑은 고딕"/>
+          <w:color w:val="000000"/>
+        </w:rPr>
+        <w:br/>
+      </w:r>
+      <w:r>
+        <w:rPr>
+          <w:rFonts w:ascii="맑은 고딕" w:hAnsi="맑은 고딕" w:eastAsia="맑은 고딕" w:cs="맑은 고딕"/>
+          <w:color w:val="000000"/>
+        </w:rPr>
+        <w:br/>
+      </w:r>
+      <w:r>
+        <w:rPr>
+          <w:rFonts w:ascii="맑은 고딕" w:hAnsi="맑은 고딕" w:eastAsia="맑은 고딕" w:cs="맑은 고딕"/>
+          <w:color w:val="000000"/>
+        </w:rPr>
+        <w:t>② 위 회사 사업장에는 1981년경부터 선반기, 평면연삭기, 곡면연삭기 등 기계시설(1마력 10대, 3마력 5대, 10마력 2대)이 설치되어 가동되고 있었고, 그 연마작용으로 지름 1㎜ 이하의 입자상물질이 대기로 배출되었다.</w:t>
+      </w:r>
+      <w:r>
+        <w:rPr>
+          <w:rFonts w:ascii="맑은 고딕" w:hAnsi="맑은 고딕" w:eastAsia="맑은 고딕" w:cs="맑은 고딕"/>
+          <w:color w:val="000000"/>
+        </w:rPr>
+        <w:br/>
+      </w:r>
+      <w:r>
+        <w:rPr>
+          <w:rFonts w:ascii="맑은 고딕" w:hAnsi="맑은 고딕" w:eastAsia="맑은 고딕" w:cs="맑은 고딕"/>
+          <w:color w:val="000000"/>
+        </w:rPr>
+        <w:br/>
+      </w:r>
+      <w:r>
+        <w:rPr>
+          <w:rFonts w:ascii="맑은 고딕" w:hAnsi="맑은 고딕" w:eastAsia="맑은 고딕" w:cs="맑은 고딕"/>
+          <w:color w:val="000000"/>
+        </w:rPr>
+        <w:t>③ 검사는 피고인이 대기배출시설 설치신고를 하지 아니한 채 2002. 4. 20.경부터 2002. 5. 28.경까지 위 시설을 설치하고 이를 이용하여 조업하였다는 등의 이유로 공소를 제기하였다.</w:t>
+      </w:r>
+      <w:r>
+        <w:rPr>
+          <w:rFonts w:ascii="맑은 고딕" w:hAnsi="맑은 고딕" w:eastAsia="맑은 고딕" w:cs="맑은 고딕"/>
+          <w:color w:val="000000"/>
+        </w:rPr>
+        <w:br/>
+      </w:r>
+      <w:r>
+        <w:rPr>
+          <w:rFonts w:ascii="맑은 고딕" w:hAnsi="맑은 고딕" w:eastAsia="맑은 고딕" w:cs="맑은 고딕"/>
+          <w:color w:val="000000"/>
+        </w:rPr>
+        <w:br/>
+      </w:r>
+      <w:r>
+        <w:rPr>
+          <w:rFonts w:ascii="맑은 고딕" w:hAnsi="맑은 고딕" w:eastAsia="맑은 고딕" w:cs="맑은 고딕"/>
+          <w:color w:val="000000"/>
+        </w:rPr>
+        <w:t>④ 3마력 5대와 1마력 10대는 1991. 2. 2. 제정·시행된 대기환경보전법 시행규칙에 의하여 ‘동일 사업장 내 총규모 10마력 이상’ 기준이 도입되면서 비로소 대기배출시설에 해당하게 되었는데, 위 시행규칙 부칙 제2조는 기존 가동 중인 시설을 적합한 배출시설로 보되 시행일부터 6월 이내에 허가신청서 등을 제출하여 허가증을 교부받도록 정하고 있었다.</w:t>
+      </w:r>
+      <w:r>
+        <w:rPr>
+          <w:rFonts w:ascii="맑은 고딕" w:hAnsi="맑은 고딕" w:eastAsia="맑은 고딕" w:cs="맑은 고딕"/>
+          <w:color w:val="000000"/>
+        </w:rPr>
+        <w:br/>
+      </w:r>
+      <w:r>
+        <w:rPr>
+          <w:rFonts w:ascii="맑은 고딕" w:hAnsi="맑은 고딕" w:eastAsia="맑은 고딕" w:cs="맑은 고딕"/>
+          <w:color w:val="000000"/>
+        </w:rPr>
+        <w:br/>
+      </w:r>
+      <w:r>
+        <w:rPr>
+          <w:rFonts w:ascii="맑은 고딕" w:hAnsi="맑은 고딕" w:eastAsia="맑은 고딕" w:cs="맑은 고딕"/>
+          <w:color w:val="000000"/>
+        </w:rPr>
+        <w:t>⑤ 원심은 위 유예기간 내에 서류를 제출하지 아니하여 허가·신고의 효력이 상실되었으므로 미신고시설이 되었다고 보아 공소사실을 유죄로 인정하였다.</w:t>
+      </w:r>
+    </w:p>
+    <w:p>
+      <w:pPr>
+        <w:autoSpaceDN w:val="0"/>
+        <w:autoSpaceDE w:val="0"/>
       </w:pPr>
     </w:p>
     <w:p>
@@ -572,7 +672,7 @@
           <w:rFonts w:ascii="맑은 고딕" w:hAnsi="맑은 고딕" w:eastAsia="맑은 고딕" w:cs="맑은 고딕"/>
           <w:color w:val="000000"/>
         </w:rPr>
-        <w:t>2. 사실관계</w:t>
+        <w:t>3. 쟁점</w:t>
       </w:r>
     </w:p>
     <w:p>
@@ -584,99 +684,10 @@
         <w:rPr>
           <w:rFonts w:ascii="맑은 고딕" w:hAnsi="맑은 고딕" w:eastAsia="맑은 고딕" w:cs="맑은 고딕"/>
           <w:color w:val="000000"/>
-        </w:rPr>
-        <w:t>① 피고인은 공소외 회사의 대표이사로서 회사의 업무를 총괄하는 자이다.</w:t>
-      </w:r>
-      <w:r>
-        <w:rPr>
-          <w:rFonts w:ascii="맑은 고딕" w:hAnsi="맑은 고딕" w:eastAsia="맑은 고딕" w:cs="맑은 고딕"/>
-          <w:color w:val="000000"/>
-        </w:rPr>
-        <w:br/>
-      </w:r>
-      <w:r>
-        <w:rPr>
-          <w:rFonts w:ascii="맑은 고딕" w:hAnsi="맑은 고딕" w:eastAsia="맑은 고딕" w:cs="맑은 고딕"/>
-          <w:color w:val="000000"/>
-        </w:rPr>
-        <w:br/>
-      </w:r>
-      <w:r>
-        <w:rPr>
-          <w:rFonts w:ascii="맑은 고딕" w:hAnsi="맑은 고딕" w:eastAsia="맑은 고딕" w:cs="맑은 고딕"/>
-          <w:color w:val="000000"/>
-        </w:rPr>
-        <w:t>② 위 회사 사업장에는 1981년경부터 선반기, 평면연삭기, 곡면연삭기 등 기계시설(1마력 10대, 3마력 5대, 10마력 2대)이 설치되어 가동되고 있었고, 그 연마작용으로 지름 1㎜ 이하의 입자상물질이 대기로 배출되었다.</w:t>
-      </w:r>
-      <w:r>
-        <w:rPr>
-          <w:rFonts w:ascii="맑은 고딕" w:hAnsi="맑은 고딕" w:eastAsia="맑은 고딕" w:cs="맑은 고딕"/>
-          <w:color w:val="000000"/>
-        </w:rPr>
-        <w:br/>
-      </w:r>
-      <w:r>
-        <w:rPr>
-          <w:rFonts w:ascii="맑은 고딕" w:hAnsi="맑은 고딕" w:eastAsia="맑은 고딕" w:cs="맑은 고딕"/>
-          <w:color w:val="000000"/>
-        </w:rPr>
-        <w:br/>
-      </w:r>
-      <w:r>
-        <w:rPr>
-          <w:rFonts w:ascii="맑은 고딕" w:hAnsi="맑은 고딕" w:eastAsia="맑은 고딕" w:cs="맑은 고딕"/>
-          <w:color w:val="000000"/>
-        </w:rPr>
-        <w:t>③ 검사는 피고인이 대기배출시설 설치신고를 하지 아니한 채 2002. 4. 20.경부터 2002. 5. 28.경까지 위 시설을 설치하고 이를 이용하여 조업하였다는 등의 이유로 공소를 제기하였다.</w:t>
-      </w:r>
-      <w:r>
-        <w:rPr>
-          <w:rFonts w:ascii="맑은 고딕" w:hAnsi="맑은 고딕" w:eastAsia="맑은 고딕" w:cs="맑은 고딕"/>
-          <w:color w:val="000000"/>
-        </w:rPr>
-        <w:br/>
-      </w:r>
-      <w:r>
-        <w:rPr>
-          <w:rFonts w:ascii="맑은 고딕" w:hAnsi="맑은 고딕" w:eastAsia="맑은 고딕" w:cs="맑은 고딕"/>
-          <w:color w:val="000000"/>
-        </w:rPr>
-        <w:br/>
-      </w:r>
-      <w:r>
-        <w:rPr>
-          <w:rFonts w:ascii="맑은 고딕" w:hAnsi="맑은 고딕" w:eastAsia="맑은 고딕" w:cs="맑은 고딕"/>
-          <w:color w:val="000000"/>
-        </w:rPr>
-        <w:t>④ 3마력 5대와 1마력 10대는 1991. 2. 2. 제정·시행된 대기환경보전법 시행규칙에 의하여 ‘동일 사업장 내 총규모 10마력 이상’ 기준이 도입되면서 비로소 대기배출시설에 해당하게 되었는데, 위 시행규칙 부칙 제2조는 기존 가동 중인 시설을 적합한 배출시설로 보되 시행일부터 6월 이내에 허가신청서 등을 제출하여 허가증을 교부받도록 정하고 있었다.</w:t>
-      </w:r>
-      <w:r>
-        <w:rPr>
-          <w:rFonts w:ascii="맑은 고딕" w:hAnsi="맑은 고딕" w:eastAsia="맑은 고딕" w:cs="맑은 고딕"/>
-          <w:color w:val="000000"/>
-        </w:rPr>
-        <w:br/>
-      </w:r>
-      <w:r>
-        <w:rPr>
-          <w:rFonts w:ascii="맑은 고딕" w:hAnsi="맑은 고딕" w:eastAsia="맑은 고딕" w:cs="맑은 고딕"/>
-          <w:color w:val="000000"/>
-        </w:rPr>
-        <w:br/>
-      </w:r>
-      <w:r>
-        <w:rPr>
-          <w:rFonts w:ascii="맑은 고딕" w:hAnsi="맑은 고딕" w:eastAsia="맑은 고딕" w:cs="맑은 고딕"/>
-          <w:color w:val="000000"/>
-        </w:rPr>
-        <w:t>⑤ 원심은 위 유예기간 내에 서류를 제출하지 아니하여 허가·신고의 효력이 상실되었으므로 미신고시설이 되었다고 보아 공소사실을 유죄로 인정하였다.</w:t>
-      </w:r>
-    </w:p>
-    <w:p>
-      <w:pPr>
-        <w:autoSpaceDN w:val="0"/>
-        <w:autoSpaceDE w:val="0"/>
-      </w:pPr>
+          <w:u w:val="single"/>
+        </w:rPr>
+        <w:t>이 사건의 쟁점은, 어떠한 기계가 대기환경보전법상 ‘연마시설’에 해당하는지를 판단하는 기준과, 시행규칙 개정으로 새로이 규제대상 배출시설이 된 기존 시설에 관하여 경과규정이 정한 기간 내에 서류를 제출하지 않거나 허가증을 교부받지 않은 경우 그 의제된 설치허가의 효력이 실효되는지 여부이다.</w:t>
+      </w:r>
     </w:p>
     <w:p>
       <w:pPr>
@@ -696,7 +707,7 @@
           <w:rFonts w:ascii="맑은 고딕" w:hAnsi="맑은 고딕" w:eastAsia="맑은 고딕" w:cs="맑은 고딕"/>
           <w:color w:val="000000"/>
         </w:rPr>
-        <w:t>3. 쟁점</w:t>
+        <w:t>4. 판단</w:t>
       </w:r>
     </w:p>
     <w:p>
@@ -707,17 +718,166 @@
       <w:r>
         <w:rPr>
           <w:rFonts w:ascii="맑은 고딕" w:hAnsi="맑은 고딕" w:eastAsia="맑은 고딕" w:cs="맑은 고딕"/>
+          <w:b/>
           <w:color w:val="000000"/>
           <w:u w:val="single"/>
         </w:rPr>
-        <w:t>이 사건의 쟁점은, 어떠한 기계가 대기환경보전법상 ‘연마시설’에 해당하는지를 판단하는 기준과, 시행규칙 개정으로 새로이 규제대상 배출시설이 된 기존 시설에 관하여 경과규정이 정한 기간 내에 서류를 제출하지 않거나 허가증을 교부받지 않은 경우 그 의제된 설치허가의 효력이 실효되는지 여부이다.</w:t>
-      </w:r>
-    </w:p>
-    <w:p>
-      <w:pPr>
-        <w:autoSpaceDN w:val="0"/>
-        <w:autoSpaceDE w:val="0"/>
-      </w:pPr>
+        <w:t>① 원심의 판단 원심은 이 사건 기계시설이 연마작용으로 지름 1㎜ 이하의 입자상물질을 대기로 배출하므로 대기오염물질 배출시설에 해당한다고 보면서, 새로 대기배출시설이 된 기존 시설에 대하여는 경과규정에 따라 설치허가 및 신고의 효력이 인정되나 유예기간 내에 필요한 서류를 제출하지 아니함으로써 그 효력이 상실되어 미신고시설이 되었다고 판단하였다.</w:t>
+      </w:r>
+      <w:r>
+        <w:rPr>
+          <w:rFonts w:ascii="맑은 고딕" w:hAnsi="맑은 고딕" w:eastAsia="맑은 고딕" w:cs="맑은 고딕"/>
+          <w:color w:val="000000"/>
+        </w:rPr>
+        <w:br/>
+      </w:r>
+      <w:r>
+        <w:rPr>
+          <w:rFonts w:ascii="맑은 고딕" w:hAnsi="맑은 고딕" w:eastAsia="맑은 고딕" w:cs="맑은 고딕"/>
+          <w:color w:val="000000"/>
+        </w:rPr>
+        <w:br/>
+      </w:r>
+      <w:r>
+        <w:rPr>
+          <w:rFonts w:ascii="맑은 고딕" w:hAnsi="맑은 고딕" w:eastAsia="맑은 고딕" w:cs="맑은 고딕"/>
+          <w:color w:val="000000"/>
+        </w:rPr>
+        <w:t>② 대법원의 판단 배출시설 해당 여부에 관한 원심의 판단은 정당하나, 경과규정의 해석에 관한 원심의 판단은 수긍하기 어렵다.</w:t>
+      </w:r>
+      <w:r>
+        <w:rPr>
+          <w:rFonts w:ascii="맑은 고딕" w:hAnsi="맑은 고딕" w:eastAsia="맑은 고딕" w:cs="맑은 고딕"/>
+          <w:color w:val="000000"/>
+        </w:rPr>
+        <w:br/>
+      </w:r>
+      <w:r>
+        <w:rPr>
+          <w:rFonts w:ascii="맑은 고딕" w:hAnsi="맑은 고딕" w:eastAsia="맑은 고딕" w:cs="맑은 고딕"/>
+          <w:color w:val="000000"/>
+        </w:rPr>
+        <w:br/>
+      </w:r>
+      <w:r>
+        <w:rPr>
+          <w:rFonts w:ascii="맑은 고딕" w:hAnsi="맑은 고딕" w:eastAsia="맑은 고딕" w:cs="맑은 고딕"/>
+          <w:b/>
+          <w:color w:val="000000"/>
+          <w:u w:val="single"/>
+        </w:rPr>
+        <w:t>③ 관계 법령의 규정에 의하면, 입자의 크기가 지름 1㎜ 이하인 고체입자상물질을 포함한 입자상물질 등 52종의 대기오염물질을 대기에 배출하는 총규모 10마력 이상의 연마시설은 대기오염물질 배출시설에 해당한다.</w:t>
+      </w:r>
+      <w:r>
+        <w:rPr>
+          <w:rFonts w:ascii="맑은 고딕" w:hAnsi="맑은 고딕" w:eastAsia="맑은 고딕" w:cs="맑은 고딕"/>
+          <w:color w:val="000000"/>
+        </w:rPr>
+        <w:br/>
+      </w:r>
+      <w:r>
+        <w:rPr>
+          <w:rFonts w:ascii="맑은 고딕" w:hAnsi="맑은 고딕" w:eastAsia="맑은 고딕" w:cs="맑은 고딕"/>
+          <w:color w:val="000000"/>
+        </w:rPr>
+        <w:br/>
+      </w:r>
+      <w:r>
+        <w:rPr>
+          <w:rFonts w:ascii="맑은 고딕" w:hAnsi="맑은 고딕" w:eastAsia="맑은 고딕" w:cs="맑은 고딕"/>
+          <w:b/>
+          <w:color w:val="000000"/>
+          <w:u w:val="single"/>
+        </w:rPr>
+        <w:t>④ 또한 어떠한 기계가 연마 또는 연삭작용을 하는 과정에서 지름 1㎜ 이하인 고체입자상물질을 포함한 입자상물질 등 52종의 대기오염물질을 대기에 배출한다면, 그러한 기계의 이름을 무엇이라 부르든지 간에 그러한 기계는 대기환경보전법에서 정하고 있는 연마시설이라고 보아야 한다.</w:t>
+      </w:r>
+      <w:r>
+        <w:rPr>
+          <w:rFonts w:ascii="맑은 고딕" w:hAnsi="맑은 고딕" w:eastAsia="맑은 고딕" w:cs="맑은 고딕"/>
+          <w:color w:val="000000"/>
+        </w:rPr>
+        <w:br/>
+      </w:r>
+      <w:r>
+        <w:rPr>
+          <w:rFonts w:ascii="맑은 고딕" w:hAnsi="맑은 고딕" w:eastAsia="맑은 고딕" w:cs="맑은 고딕"/>
+          <w:color w:val="000000"/>
+        </w:rPr>
+        <w:br/>
+      </w:r>
+      <w:r>
+        <w:rPr>
+          <w:rFonts w:ascii="맑은 고딕" w:hAnsi="맑은 고딕" w:eastAsia="맑은 고딕" w:cs="맑은 고딕"/>
+          <w:color w:val="000000"/>
+        </w:rPr>
+        <w:t>⑤ 한편 대기환경보전법 시행규칙 부칙(1991. 2. 2.) 제2조는 새로이 배출시설로 되는 시설 중 이미 설치되어 가동 중인 시설은 이 규칙에 적합한 배출시설로 보고, 이 경우 시행일부터 6월 이내에 허가(변경허가)신청서 기타 필요한 서류를 제출하여 허가증을 교부받아야 한다고 규정하였다.</w:t>
+      </w:r>
+      <w:r>
+        <w:rPr>
+          <w:rFonts w:ascii="맑은 고딕" w:hAnsi="맑은 고딕" w:eastAsia="맑은 고딕" w:cs="맑은 고딕"/>
+          <w:color w:val="000000"/>
+        </w:rPr>
+        <w:br/>
+      </w:r>
+      <w:r>
+        <w:rPr>
+          <w:rFonts w:ascii="맑은 고딕" w:hAnsi="맑은 고딕" w:eastAsia="맑은 고딕" w:cs="맑은 고딕"/>
+          <w:color w:val="000000"/>
+        </w:rPr>
+        <w:br/>
+      </w:r>
+      <w:r>
+        <w:rPr>
+          <w:rFonts w:ascii="맑은 고딕" w:hAnsi="맑은 고딕" w:eastAsia="맑은 고딕" w:cs="맑은 고딕"/>
+          <w:b/>
+          <w:color w:val="000000"/>
+          <w:u w:val="single"/>
+        </w:rPr>
+        <w:t>⑥ 그런데 위 부칙이 정한 기간 내에 허가증을 교부받지 못한 경우 어떻게 한다는 것인지에 관하여는 전혀 언급이 없고, 그런 상태에서 그 의미를 ‘기간 내에 허가증을 교부받지 못하면 의제된 설치허가의 효력이 없다’는 의미로 단정하는 것은 죄형법정주의의 원칙상 금지되는 유추해석이나 확장해석에 해당한다.</w:t>
+      </w:r>
+      <w:r>
+        <w:rPr>
+          <w:rFonts w:ascii="맑은 고딕" w:hAnsi="맑은 고딕" w:eastAsia="맑은 고딕" w:cs="맑은 고딕"/>
+          <w:color w:val="000000"/>
+        </w:rPr>
+        <w:br/>
+      </w:r>
+      <w:r>
+        <w:rPr>
+          <w:rFonts w:ascii="맑은 고딕" w:hAnsi="맑은 고딕" w:eastAsia="맑은 고딕" w:cs="맑은 고딕"/>
+          <w:color w:val="000000"/>
+        </w:rPr>
+        <w:br/>
+      </w:r>
+      <w:r>
+        <w:rPr>
+          <w:rFonts w:ascii="맑은 고딕" w:hAnsi="맑은 고딕" w:eastAsia="맑은 고딕" w:cs="맑은 고딕"/>
+          <w:color w:val="000000"/>
+        </w:rPr>
+        <w:t>⑦ 따라서 위 시행규칙의 시행으로 새로이 대기배출시설이 된 기존 시설은 설치허가를 받은 것으로 인정되고, 그와 같이 인정된 설치허가의 효력이 설치허가에 필요한 서류를 제출하지 않거나 허가증의 교부를 받지 아니하였다고 하여 실효된다고 할 수는 없다.</w:t>
+      </w:r>
+      <w:r>
+        <w:rPr>
+          <w:rFonts w:ascii="맑은 고딕" w:hAnsi="맑은 고딕" w:eastAsia="맑은 고딕" w:cs="맑은 고딕"/>
+          <w:color w:val="000000"/>
+        </w:rPr>
+        <w:br/>
+      </w:r>
+      <w:r>
+        <w:rPr>
+          <w:rFonts w:ascii="맑은 고딕" w:hAnsi="맑은 고딕" w:eastAsia="맑은 고딕" w:cs="맑은 고딕"/>
+          <w:color w:val="000000"/>
+        </w:rPr>
+        <w:br/>
+      </w:r>
+      <w:r>
+        <w:rPr>
+          <w:rFonts w:ascii="맑은 고딕" w:hAnsi="맑은 고딕" w:eastAsia="맑은 고딕" w:cs="맑은 고딕"/>
+          <w:color w:val="000000"/>
+          <w:u w:val="single"/>
+        </w:rPr>
+        <w:t>⑧ 다만 설치 당시 이미 규제대상이었던 10마력짜리 연마시설 2대에 관하여는 허가나 신고 없이 설치·조업한 것이 대기환경보전법 위반에 해당하고, 미신고 배출시설의 설치·조업을 처벌하는 규정은 신고 없이 설치한 배출시설을 이용하여 계속 조업하는 한 위반에 해당하므로 설치 시점을 기준으로 공소시효가 완성되었다고 볼 수 없다.</w:t>
+      </w:r>
     </w:p>
     <w:p>
       <w:pPr>
@@ -737,7 +897,7 @@
           <w:rFonts w:ascii="맑은 고딕" w:hAnsi="맑은 고딕" w:eastAsia="맑은 고딕" w:cs="맑은 고딕"/>
           <w:color w:val="000000"/>
         </w:rPr>
-        <w:t>4. 판단</w:t>
+        <w:t>5. 판결요지</w:t>
       </w:r>
     </w:p>
     <w:p>
@@ -752,7 +912,7 @@
           <w:color w:val="000000"/>
           <w:u w:val="single"/>
         </w:rPr>
-        <w:t>① 원심의 판단 원심은 이 사건 기계시설이 연마작용으로 지름 1㎜ 이하의 입자상물질을 대기로 배출하므로 대기오염물질 배출시설에 해당한다고 보면서, 새로 대기배출시설이 된 기존 시설에 대하여는 경과규정에 따라 설치허가 및 신고의 효력이 인정되나 유예기간 내에 필요한 서류를 제출하지 아니함으로써 그 효력이 상실되어 미신고시설이 되었다고 판단하였다.</w:t>
+        <w:t>① 구 대기환경보전법 제2조 제1호, 제2호, 제3호, 제9호 및 대기환경보전법 시행규칙 제2조 관련 [별표 1], 제5조 관련 [별표 3] 등 관계 법령의 규정에 의하면, 입자의 크기가 지름 1㎜ 이하인 고체입자상물질을 포함한 입자상물질 등 52종의 대기오염물질을 대기에 배출하는 총규모 10마력 이상의 연마시설은 대기오염물질 배출시설에 해당하는 것으로 규정하고 있으며, 또한 어떠한 기계가 연마 또는 연삭작용을 하는 과정에서 지름 1㎜ 이하인 고체입자상물질을 포함한 입자상물질 등 52종의 대기오염물질을 대기에 배출한다면 그러한 기계의 이름을 무엇이라 부르든지 간에 그러한 기계는 대기환경보전법에서 정하고 있는 연마시설이라고 보아야 한다.</w:t>
       </w:r>
       <w:r>
         <w:rPr>
@@ -772,212 +932,10 @@
         <w:rPr>
           <w:rFonts w:ascii="맑은 고딕" w:hAnsi="맑은 고딕" w:eastAsia="맑은 고딕" w:cs="맑은 고딕"/>
           <w:color w:val="000000"/>
-        </w:rPr>
-        <w:t>② 대법원의 판단 배출시설 해당 여부에 관한 원심의 판단은 정당하나, 경과규정의 해석에 관한 원심의 판단은 수긍하기 어렵다.</w:t>
-      </w:r>
-      <w:r>
-        <w:rPr>
-          <w:rFonts w:ascii="맑은 고딕" w:hAnsi="맑은 고딕" w:eastAsia="맑은 고딕" w:cs="맑은 고딕"/>
-          <w:color w:val="000000"/>
-        </w:rPr>
-        <w:br/>
-      </w:r>
-      <w:r>
-        <w:rPr>
-          <w:rFonts w:ascii="맑은 고딕" w:hAnsi="맑은 고딕" w:eastAsia="맑은 고딕" w:cs="맑은 고딕"/>
-          <w:color w:val="000000"/>
-        </w:rPr>
-        <w:br/>
-      </w:r>
-      <w:r>
-        <w:rPr>
-          <w:rFonts w:ascii="맑은 고딕" w:hAnsi="맑은 고딕" w:eastAsia="맑은 고딕" w:cs="맑은 고딕"/>
-          <w:b/>
-          <w:color w:val="000000"/>
           <w:u w:val="single"/>
         </w:rPr>
-        <w:t>③ 관계 법령의 규정에 의하면, 입자의 크기가 지름 1㎜ 이하인 고체입자상물질을 포함한 입자상물질 등 52종의 대기오염물질을 대기에 배출하는 총규모 10마력 이상의 연마시설은 대기오염물질 배출시설에 해당한다.</w:t>
-      </w:r>
-      <w:r>
-        <w:rPr>
-          <w:rFonts w:ascii="맑은 고딕" w:hAnsi="맑은 고딕" w:eastAsia="맑은 고딕" w:cs="맑은 고딕"/>
-          <w:color w:val="000000"/>
-        </w:rPr>
-        <w:br/>
-      </w:r>
-      <w:r>
-        <w:rPr>
-          <w:rFonts w:ascii="맑은 고딕" w:hAnsi="맑은 고딕" w:eastAsia="맑은 고딕" w:cs="맑은 고딕"/>
-          <w:color w:val="000000"/>
-        </w:rPr>
-        <w:br/>
-      </w:r>
-      <w:r>
-        <w:rPr>
-          <w:rFonts w:ascii="맑은 고딕" w:hAnsi="맑은 고딕" w:eastAsia="맑은 고딕" w:cs="맑은 고딕"/>
-          <w:b/>
-          <w:color w:val="000000"/>
-          <w:u w:val="single"/>
-        </w:rPr>
-        <w:t>④ 또한 어떠한 기계가 연마 또는 연삭작용을 하는 과정에서 지름 1㎜ 이하인 고체입자상물질을 포함한 입자상물질 등 52종의 대기오염물질을 대기에 배출한다면, 그러한 기계의 이름을 무엇이라 부르든지 간에 그러한 기계는 대기환경보전법에서 정하고 있는 연마시설이라고 보아야 한다.</w:t>
-      </w:r>
-      <w:r>
-        <w:rPr>
-          <w:rFonts w:ascii="맑은 고딕" w:hAnsi="맑은 고딕" w:eastAsia="맑은 고딕" w:cs="맑은 고딕"/>
-          <w:color w:val="000000"/>
-        </w:rPr>
-        <w:br/>
-      </w:r>
-      <w:r>
-        <w:rPr>
-          <w:rFonts w:ascii="맑은 고딕" w:hAnsi="맑은 고딕" w:eastAsia="맑은 고딕" w:cs="맑은 고딕"/>
-          <w:color w:val="000000"/>
-        </w:rPr>
-        <w:br/>
-      </w:r>
-      <w:r>
-        <w:rPr>
-          <w:rFonts w:ascii="맑은 고딕" w:hAnsi="맑은 고딕" w:eastAsia="맑은 고딕" w:cs="맑은 고딕"/>
-          <w:color w:val="000000"/>
-        </w:rPr>
-        <w:t>⑤ 한편 대기환경보전법 시행규칙 부칙(1991. 2. 2.) 제2조는 새로이 배출시설로 되는 시설 중 이미 설치되어 가동 중인 시설은 이 규칙에 적합한 배출시설로 보고, 이 경우 시행일부터 6월 이내에 허가(변경허가)신청서 기타 필요한 서류를 제출하여 허가증을 교부받아야 한다고 규정하였다.</w:t>
-      </w:r>
-      <w:r>
-        <w:rPr>
-          <w:rFonts w:ascii="맑은 고딕" w:hAnsi="맑은 고딕" w:eastAsia="맑은 고딕" w:cs="맑은 고딕"/>
-          <w:color w:val="000000"/>
-        </w:rPr>
-        <w:br/>
-      </w:r>
-      <w:r>
-        <w:rPr>
-          <w:rFonts w:ascii="맑은 고딕" w:hAnsi="맑은 고딕" w:eastAsia="맑은 고딕" w:cs="맑은 고딕"/>
-          <w:color w:val="000000"/>
-        </w:rPr>
-        <w:br/>
-      </w:r>
-      <w:r>
-        <w:rPr>
-          <w:rFonts w:ascii="맑은 고딕" w:hAnsi="맑은 고딕" w:eastAsia="맑은 고딕" w:cs="맑은 고딕"/>
-          <w:b/>
-          <w:color w:val="000000"/>
-          <w:u w:val="single"/>
-        </w:rPr>
-        <w:t>⑥ 그런데 위 부칙이 정한 기간 내에 허가증을 교부받지 못한 경우 어떻게 한다는 것인지에 관하여는 전혀 언급이 없고, 그런 상태에서 그 의미를 ‘기간 내에 허가증을 교부받지 못하면 의제된 설치허가의 효력이 없다’는 의미로 단정하는 것은 죄형법정주의의 원칙상 금지되는 유추해석이나 확장해석에 해당한다.</w:t>
-      </w:r>
-      <w:r>
-        <w:rPr>
-          <w:rFonts w:ascii="맑은 고딕" w:hAnsi="맑은 고딕" w:eastAsia="맑은 고딕" w:cs="맑은 고딕"/>
-          <w:color w:val="000000"/>
-        </w:rPr>
-        <w:br/>
-      </w:r>
-      <w:r>
-        <w:rPr>
-          <w:rFonts w:ascii="맑은 고딕" w:hAnsi="맑은 고딕" w:eastAsia="맑은 고딕" w:cs="맑은 고딕"/>
-          <w:color w:val="000000"/>
-        </w:rPr>
-        <w:br/>
-      </w:r>
-      <w:r>
-        <w:rPr>
-          <w:rFonts w:ascii="맑은 고딕" w:hAnsi="맑은 고딕" w:eastAsia="맑은 고딕" w:cs="맑은 고딕"/>
-          <w:color w:val="000000"/>
-        </w:rPr>
-        <w:t>⑦ 따라서 위 시행규칙의 시행으로 새로이 대기배출시설이 된 기존 시설은 설치허가를 받은 것으로 인정되고, 그와 같이 인정된 설치허가의 효력이 설치허가에 필요한 서류를 제출하지 않거나 허가증의 교부를 받지 아니하였다고 하여 실효된다고 할 수는 없다.</w:t>
-      </w:r>
-      <w:r>
-        <w:rPr>
-          <w:rFonts w:ascii="맑은 고딕" w:hAnsi="맑은 고딕" w:eastAsia="맑은 고딕" w:cs="맑은 고딕"/>
-          <w:color w:val="000000"/>
-        </w:rPr>
-        <w:br/>
-      </w:r>
-      <w:r>
-        <w:rPr>
-          <w:rFonts w:ascii="맑은 고딕" w:hAnsi="맑은 고딕" w:eastAsia="맑은 고딕" w:cs="맑은 고딕"/>
-          <w:color w:val="000000"/>
-        </w:rPr>
-        <w:br/>
-      </w:r>
-      <w:r>
-        <w:rPr>
-          <w:rFonts w:ascii="맑은 고딕" w:hAnsi="맑은 고딕" w:eastAsia="맑은 고딕" w:cs="맑은 고딕"/>
-          <w:color w:val="000000"/>
-          <w:u w:val="single"/>
-        </w:rPr>
-        <w:t>⑧ 다만 설치 당시 이미 규제대상이었던 10마력짜리 연마시설 2대에 관하여는 허가나 신고 없이 설치·조업한 것이 대기환경보전법 위반에 해당하고, 미신고 배출시설의 설치·조업을 처벌하는 규정은 신고 없이 설치한 배출시설을 이용하여 계속 조업하는 한 위반에 해당하므로 설치 시점을 기준으로 공소시효가 완성되었다고 볼 수 없다.</w:t>
-      </w:r>
-    </w:p>
-    <w:p>
-      <w:pPr>
-        <w:autoSpaceDN w:val="0"/>
-        <w:autoSpaceDE w:val="0"/>
-      </w:pPr>
-    </w:p>
-    <w:p>
-      <w:pPr>
-        <w:autoSpaceDN w:val="0"/>
-        <w:autoSpaceDE w:val="0"/>
-      </w:pPr>
-    </w:p>
-    <w:p>
-      <w:pPr>
-        <w:autoSpaceDN w:val="0"/>
-        <w:autoSpaceDE w:val="0"/>
-        <w:pStyle w:val="2"/>
-        <w:spacing w:before="80"/>
-      </w:pPr>
-      <w:r>
-        <w:rPr>
-          <w:rFonts w:ascii="맑은 고딕" w:hAnsi="맑은 고딕" w:eastAsia="맑은 고딕" w:cs="맑은 고딕"/>
-          <w:color w:val="000000"/>
-        </w:rPr>
-        <w:t>5. 판결요지</w:t>
-      </w:r>
-    </w:p>
-    <w:p>
-      <w:pPr>
-        <w:autoSpaceDN w:val="0"/>
-        <w:autoSpaceDE w:val="0"/>
-      </w:pPr>
-      <w:r>
-        <w:rPr>
-          <w:rFonts w:ascii="맑은 고딕" w:hAnsi="맑은 고딕" w:eastAsia="맑은 고딕" w:cs="맑은 고딕"/>
-          <w:b/>
-          <w:color w:val="000000"/>
-          <w:u w:val="single"/>
-        </w:rPr>
-        <w:t>① 구 대기환경보전법 제2조 제1호, 제2호, 제3호, 제9호 및 대기환경보전법 시행규칙 제2조 관련 [별표 1], 제5조 관련 [별표 3] 등 관계 법령의 규정에 의하면, 입자의 크기가 지름 1㎜ 이하인 고체입자상물질을 포함한 입자상물질 등 52종의 대기오염물질을 대기에 배출하는 총규모 10마력 이상의 연마시설은 대기오염물질 배출시설에 해당하는 것으로 규정하고 있으며, 또한 어떠한 기계가 연마 또는 연삭작용을 하는 과정에서 지름 1㎜ 이하인 고체입자상물질을 포함한 입자상물질 등 52종의 대기오염물질을 대기에 배출한다면 그러한 기계의 이름을 무엇이라 부르든지 간에 그러한 기계는 대기환경보전법에서 정하고 있는 연마시설이라고 보아야 한다.</w:t>
-      </w:r>
-      <w:r>
-        <w:rPr>
-          <w:rFonts w:ascii="맑은 고딕" w:hAnsi="맑은 고딕" w:eastAsia="맑은 고딕" w:cs="맑은 고딕"/>
-          <w:color w:val="000000"/>
-        </w:rPr>
-        <w:br/>
-      </w:r>
-      <w:r>
-        <w:rPr>
-          <w:rFonts w:ascii="맑은 고딕" w:hAnsi="맑은 고딕" w:eastAsia="맑은 고딕" w:cs="맑은 고딕"/>
-          <w:color w:val="000000"/>
-        </w:rPr>
-        <w:br/>
-      </w:r>
-      <w:r>
-        <w:rPr>
-          <w:rFonts w:ascii="맑은 고딕" w:hAnsi="맑은 고딕" w:eastAsia="맑은 고딕" w:cs="맑은 고딕"/>
-          <w:color w:val="000000"/>
-          <w:u w:val="single"/>
-        </w:rPr>
         <w:t>② 위 시행규칙의 시행으로 새로이 대기배출시설이 된 기존 시설은 설치허가를 받은 것으로 인정되고, 그와 같이 인정된 설치허가의 효력이 설치허가에 필요한 서류를 제출하지 않거나 허가증의 교부를 받지 아니하였다고 하여 실효된다고 할 수는 없다.</w:t>
       </w:r>
-    </w:p>
-    <w:p>
-      <w:pPr>
-        <w:autoSpaceDN w:val="0"/>
-        <w:autoSpaceDE w:val="0"/>
-      </w:pPr>
     </w:p>
     <w:p>
       <w:pPr>
